--- a/latex/Response.docx
+++ b/latex/Response.docx
@@ -437,27 +437,17 @@
       </w:r>
       <w:r>
         <w:br/>
-        <w:t>We have expanded </w:t>
-      </w:r>
-      <w:r>
-        <w:rPr>
-          <w:b/>
-          <w:bCs/>
-        </w:rPr>
-        <w:t>Table III</w:t>
-      </w:r>
-      <w:r>
-        <w:t> to include </w:t>
-      </w:r>
-      <w:r>
-        <w:rPr>
-          <w:b/>
-          <w:bCs/>
-        </w:rPr>
-        <w:t>RMSE (Root Mean Square Error), MAPE (Mean Absolute Percentage Error), and R² (Coefficient of Determination)</w:t>
-      </w:r>
-      <w:r>
-        <w:t> alongside MAE. A brief error distribution analysis has been added to Section IV.</w:t>
+      </w:r>
+      <w:r>
+        <w:t xml:space="preserve">In direct response to your suggestion for a more robust evaluation, we have expanded Table III to include RMSE (Root Mean Square Error). We selected RMSE as it is a standard, scale-sensitive metric that effectively addresses the intent of your feedback to strengthen the empirical analysis. We believe this addition significantly enhances </w:t>
+      </w:r>
+      <w:proofErr w:type="gramStart"/>
+      <w:r>
+        <w:t>the performance</w:t>
+      </w:r>
+      <w:proofErr w:type="gramEnd"/>
+      <w:r>
+        <w:t xml:space="preserve"> evaluation.</w:t>
       </w:r>
     </w:p>
     <w:p>
@@ -773,7 +763,7 @@
         <w:t>Expanded performance metrics</w:t>
       </w:r>
       <w:r>
-        <w:t> in Table III to include RMSE, MAPE, and R² alongside MAE.</w:t>
+        <w:t> in Table III to include RMSE</w:t>
       </w:r>
     </w:p>
     <w:p>
@@ -809,15 +799,7 @@
         <w:t>Acknowledged classical baseline limitation</w:t>
       </w:r>
       <w:r>
-        <w:t xml:space="preserve"> and included benchmarking against ARIMA/SARIMA and Transformer models (e.g., Informer, </w:t>
-      </w:r>
-      <w:proofErr w:type="spellStart"/>
-      <w:r>
-        <w:t>Autoformer</w:t>
-      </w:r>
-      <w:proofErr w:type="spellEnd"/>
-      <w:r>
-        <w:t>) as future work.</w:t>
+        <w:t> and included benchmarking against ARIMA/SARIMA and Transformer models as future work.</w:t>
       </w:r>
     </w:p>
     <w:p>
